--- a/日报/2026-06-29-第01组-课程设计项目研发日报.docx
+++ b/日报/2026-06-29-第01组-课程设计项目研发日报.docx
@@ -22,7 +22,7 @@
     </w:p>
     <w:tbl>
       <w:tblPr>
-        <w:tblStyle w:val="7"/>
+        <w:tblStyle w:val="6"/>
         <w:tblW w:w="5000" w:type="pct"/>
         <w:jc w:val="center"/>
         <w:tblBorders>
@@ -438,7 +438,7 @@
                 <w:szCs w:val="16"/>
                 <w:lang w:val="en-US" w:eastAsia="zh-CN"/>
               </w:rPr>
-              <w:t>张宏磊</w:t>
+              <w:t>邱季翔</w:t>
             </w:r>
           </w:p>
         </w:tc>
@@ -542,7 +542,7 @@
           </w:p>
           <w:tbl>
             <w:tblPr>
-              <w:tblStyle w:val="7"/>
+              <w:tblStyle w:val="6"/>
               <w:tblW w:w="4898" w:type="pct"/>
               <w:jc w:val="center"/>
               <w:tblBorders>
@@ -712,31 +712,24 @@
                 <w:p>
                   <w:pPr>
                     <w:rPr>
-                      <w:rFonts w:hint="eastAsia" w:eastAsia="宋体"/>
                       <w:sz w:val="21"/>
                       <w:szCs w:val="21"/>
-                      <w:lang w:eastAsia="zh-CN"/>
                     </w:rPr>
                   </w:pPr>
                   <w:r>
                     <w:rPr>
-                      <w:rFonts w:hint="eastAsia" w:eastAsia="宋体"/>
+                      <w:rFonts w:ascii="宋体" w:hAnsi="宋体" w:eastAsia="宋体" w:cs="宋体"/>
+                      <w:sz w:val="24"/>
+                      <w:szCs w:val="24"/>
+                    </w:rPr>
+                    <w:t>冻结前后端核心业务代码，</w:t>
+                  </w:r>
+                  <w:r>
+                    <w:rPr>
                       <w:sz w:val="21"/>
                       <w:szCs w:val="21"/>
-                      <w:lang w:eastAsia="zh-CN"/>
-                    </w:rPr>
-                    <w:t>建立统一业务异常与全局处理器，捕获并封装异常为标准API响应，</w:t>
-                  </w:r>
-                  <w:bookmarkStart w:id="0" w:name="_GoBack"/>
-                  <w:bookmarkEnd w:id="0"/>
-                  <w:r>
-                    <w:rPr>
-                      <w:rFonts w:hint="eastAsia" w:eastAsia="宋体"/>
-                      <w:sz w:val="21"/>
-                      <w:szCs w:val="21"/>
-                      <w:lang w:eastAsia="zh-CN"/>
-                    </w:rPr>
-                    <w:t>提升系统健壮性。</w:t>
+                    </w:rPr>
+                    <w:t>全面转入系统性能与高并发压力测试阶段。</w:t>
                   </w:r>
                 </w:p>
               </w:tc>
@@ -837,7 +830,7 @@
                       <w:lang w:val="en-US" w:eastAsia="zh-CN" w:bidi="ar-SA"/>
                       <w14:ligatures w14:val="standardContextual"/>
                     </w:rPr>
-                    <w:t>利用ThreadLocal实现用户信息在线程内的隔离存储，便于在请求链路中安全获取当前用户。</w:t>
+                    <w:t>配置 Apache JMeter 测试计划，针对“用户注册”等核心高频接口编写 HTTP 请求脚本与信息头管理。</w:t>
                   </w:r>
                 </w:p>
               </w:tc>
@@ -897,7 +890,7 @@
                 </w:tblCellMar>
               </w:tblPrEx>
               <w:trPr>
-                <w:trHeight w:val="284" w:hRule="atLeast"/>
+                <w:trHeight w:val="495" w:hRule="atLeast"/>
                 <w:jc w:val="center"/>
               </w:trPr>
               <w:tc>
@@ -931,10 +924,8 @@
                 <w:p>
                   <w:pPr>
                     <w:rPr>
-                      <w:rFonts w:hint="eastAsia" w:eastAsia="宋体"/>
                       <w:sz w:val="21"/>
                       <w:szCs w:val="21"/>
-                      <w:lang w:eastAsia="zh-CN"/>
                     </w:rPr>
                   </w:pPr>
                   <w:r>
@@ -942,24 +933,7 @@
                       <w:sz w:val="21"/>
                       <w:szCs w:val="21"/>
                     </w:rPr>
-                    <w:t>微</w:t>
-                  </w:r>
-                  <w:r>
-                    <w:rPr>
-                      <w:rFonts w:hint="eastAsia"/>
-                      <w:sz w:val="21"/>
-                      <w:szCs w:val="21"/>
-                    </w:rPr>
-                    <w:t>实现过滤器以解析请求头中的JWT令牌，验证后将用户信息存入上下文，并在请求结束后清理</w:t>
-                  </w:r>
-                  <w:r>
-                    <w:rPr>
-                      <w:rFonts w:hint="eastAsia"/>
-                      <w:sz w:val="21"/>
-                      <w:szCs w:val="21"/>
-                      <w:lang w:eastAsia="zh-CN"/>
-                    </w:rPr>
-                    <w:t>。</w:t>
+                    <w:t>执行注册接口的高并发压力测试，成功模拟并完成了总计 54,276 次样本的自动化请求测试。</w:t>
                   </w:r>
                 </w:p>
               </w:tc>
@@ -1056,11 +1030,10 @@
                   </w:pPr>
                   <w:r>
                     <w:rPr>
-                      <w:rFonts w:hint="eastAsia"/>
                       <w:sz w:val="21"/>
                       <w:szCs w:val="21"/>
                     </w:rPr>
-                    <w:t>开发RBAC拦截器，通过自定义注解灵活校验用户角色，在请求处理前阻止未授权访问。</w:t>
+                    <w:t>分析 JMeter 聚合报告数据，确认接口平均响应时间为 88ms，吞吐量达到 86.0/sec，满足设计预期。</w:t>
                   </w:r>
                 </w:p>
               </w:tc>
@@ -1157,14 +1130,28 @@
                   </w:pPr>
                   <w:r>
                     <w:rPr>
-                      <w:rFonts w:hint="eastAsia" w:ascii="Times New Roman" w:hAnsi="Times New Roman" w:eastAsia="宋体" w:cs="Times New Roman"/>
-                      <w:kern w:val="2"/>
-                      <w:sz w:val="21"/>
-                      <w:szCs w:val="21"/>
-                      <w:lang w:val="en-US" w:eastAsia="zh-CN" w:bidi="ar-SA"/>
-                      <w14:ligatures w14:val="standardContextual"/>
-                    </w:rPr>
-                    <w:t>封装JWT令牌的生成与解析功能，将用户关键信息编码至令牌中，为无状态认证提供支持。</w:t>
+                      <w:rFonts w:ascii="宋体" w:hAnsi="宋体" w:eastAsia="宋体" w:cs="宋体"/>
+                      <w:sz w:val="24"/>
+                      <w:szCs w:val="24"/>
+                    </w:rPr>
+                    <w:t>监控压测期间的后端服务器 CPU 与数据库连接池状态，排查出</w:t>
+                  </w:r>
+                  <w:r>
+                    <w:rPr>
+                      <w:rFonts w:hint="eastAsia" w:ascii="宋体" w:hAnsi="宋体" w:cs="宋体"/>
+                      <w:sz w:val="24"/>
+                      <w:szCs w:val="24"/>
+                      <w:lang w:val="en-US" w:eastAsia="zh-CN"/>
+                    </w:rPr>
+                    <w:t>小</w:t>
+                  </w:r>
+                  <w:r>
+                    <w:rPr>
+                      <w:rFonts w:ascii="宋体" w:hAnsi="宋体" w:eastAsia="宋体" w:cs="宋体"/>
+                      <w:sz w:val="24"/>
+                      <w:szCs w:val="24"/>
+                    </w:rPr>
+                    <w:t>概率异常请求并记录日志。</w:t>
                   </w:r>
                 </w:p>
               </w:tc>
@@ -1268,7 +1255,7 @@
                       <w:lang w:val="en-US" w:eastAsia="zh-CN" w:bidi="ar-SA"/>
                       <w14:ligatures w14:val="standardContextual"/>
                     </w:rPr>
-                    <w:t>定义继承自RuntimeException的业务异常类，用于在业务逻辑中主动抛出并传递特定的错误信息。</w:t>
+                    <w:t>整理《软件测试报告》文档，将 JMeter 压测结果图表与性能指标数据汇总排版。</w:t>
                   </w:r>
                 </w:p>
               </w:tc>
@@ -1328,20 +1315,22 @@
           <w:p>
             <w:pPr>
               <w:spacing w:line="300" w:lineRule="auto"/>
-              <w:jc w:val="center"/>
-              <w:rPr>
-                <w:rFonts w:hint="eastAsia"/>
-                <w:sz w:val="21"/>
-                <w:szCs w:val="21"/>
-                <w:lang w:val="en-US" w:eastAsia="zh-CN"/>
-              </w:rPr>
-            </w:pPr>
-            <w:r>
+              <w:jc w:val="left"/>
+              <w:rPr>
+                <w:rFonts w:hint="eastAsia"/>
+                <w:lang w:val="en-US" w:eastAsia="zh-CN"/>
+              </w:rPr>
+            </w:pPr>
+            <w:r>
+              <w:rPr>
+                <w:rFonts w:hint="eastAsia"/>
+                <w:lang w:val="en-US" w:eastAsia="zh-CN"/>
+              </w:rPr>
               <w:drawing>
                 <wp:inline distT="0" distB="0" distL="114300" distR="114300">
-                  <wp:extent cx="6108700" cy="1508125"/>
-                  <wp:effectExtent l="0" t="0" r="0" b="3175"/>
-                  <wp:docPr id="6" name="图片 1"/>
+                  <wp:extent cx="6118225" cy="4145915"/>
+                  <wp:effectExtent l="0" t="0" r="6350" b="6985"/>
+                  <wp:docPr id="2" name="图片 2" descr="668ef13e281529fa808d991dadfe6231"/>
                   <wp:cNvGraphicFramePr>
                     <a:graphicFrameLocks xmlns:a="http://schemas.openxmlformats.org/drawingml/2006/main" noChangeAspect="1"/>
                   </wp:cNvGraphicFramePr>
@@ -1349,7 +1338,7 @@
                     <a:graphicData uri="http://schemas.openxmlformats.org/drawingml/2006/picture">
                       <pic:pic xmlns:pic="http://schemas.openxmlformats.org/drawingml/2006/picture">
                         <pic:nvPicPr>
-                          <pic:cNvPr id="6" name="图片 1"/>
+                          <pic:cNvPr id="2" name="图片 2" descr="668ef13e281529fa808d991dadfe6231"/>
                           <pic:cNvPicPr>
                             <a:picLocks noChangeAspect="1"/>
                           </pic:cNvPicPr>
@@ -1363,15 +1352,11 @@
                         <pic:spPr>
                           <a:xfrm>
                             <a:off x="0" y="0"/>
-                            <a:ext cx="6108700" cy="1508125"/>
+                            <a:ext cx="6118225" cy="4145915"/>
                           </a:xfrm>
                           <a:prstGeom prst="rect">
                             <a:avLst/>
                           </a:prstGeom>
-                          <a:noFill/>
-                          <a:ln>
-                            <a:noFill/>
-                          </a:ln>
                         </pic:spPr>
                       </pic:pic>
                     </a:graphicData>
@@ -1386,26 +1371,36 @@
               </w:rPr>
               <w:t xml:space="preserve">                    </w:t>
             </w:r>
-            <w:r>
-              <w:rPr>
-                <w:rFonts w:hint="eastAsia"/>
-                <w:sz w:val="21"/>
-                <w:szCs w:val="21"/>
-                <w:lang w:val="en-US" w:eastAsia="zh-CN"/>
-              </w:rPr>
-              <w:t>图1-业务异常体系构建</w:t>
-            </w:r>
-          </w:p>
-          <w:p>
-            <w:pPr>
-              <w:bidi w:val="0"/>
-            </w:pPr>
-            <w:r>
+          </w:p>
+          <w:p>
+            <w:pPr>
+              <w:spacing w:line="300" w:lineRule="auto"/>
+              <w:ind w:firstLine="3570" w:firstLineChars="1700"/>
+              <w:jc w:val="left"/>
+              <w:rPr>
+                <w:sz w:val="21"/>
+                <w:szCs w:val="21"/>
+              </w:rPr>
+            </w:pPr>
+            <w:r>
+              <w:rPr>
+                <w:rFonts w:hint="eastAsia"/>
+                <w:sz w:val="21"/>
+                <w:szCs w:val="21"/>
+                <w:lang w:val="en-US" w:eastAsia="zh-CN"/>
+              </w:rPr>
+              <w:t>图1-JMeter 查看结果</w:t>
+            </w:r>
+            <w:r>
+              <w:rPr>
+                <w:sz w:val="21"/>
+                <w:szCs w:val="21"/>
+              </w:rPr>
               <w:drawing>
                 <wp:inline distT="0" distB="0" distL="114300" distR="114300">
-                  <wp:extent cx="6116955" cy="2319020"/>
-                  <wp:effectExtent l="0" t="0" r="4445" b="5080"/>
-                  <wp:docPr id="7" name="图片 2"/>
+                  <wp:extent cx="6118225" cy="4012565"/>
+                  <wp:effectExtent l="0" t="0" r="6350" b="6985"/>
+                  <wp:docPr id="3" name="图片 3" descr="80f299ba41120971b316dd45f571bcd3"/>
                   <wp:cNvGraphicFramePr>
                     <a:graphicFrameLocks xmlns:a="http://schemas.openxmlformats.org/drawingml/2006/main" noChangeAspect="1"/>
                   </wp:cNvGraphicFramePr>
@@ -1413,7 +1408,7 @@
                     <a:graphicData uri="http://schemas.openxmlformats.org/drawingml/2006/picture">
                       <pic:pic xmlns:pic="http://schemas.openxmlformats.org/drawingml/2006/picture">
                         <pic:nvPicPr>
-                          <pic:cNvPr id="7" name="图片 2"/>
+                          <pic:cNvPr id="3" name="图片 3" descr="80f299ba41120971b316dd45f571bcd3"/>
                           <pic:cNvPicPr>
                             <a:picLocks noChangeAspect="1"/>
                           </pic:cNvPicPr>
@@ -1427,15 +1422,11 @@
                         <pic:spPr>
                           <a:xfrm>
                             <a:off x="0" y="0"/>
-                            <a:ext cx="6116955" cy="2319020"/>
+                            <a:ext cx="6118225" cy="4012565"/>
                           </a:xfrm>
                           <a:prstGeom prst="rect">
                             <a:avLst/>
                           </a:prstGeom>
-                          <a:noFill/>
-                          <a:ln>
-                            <a:noFill/>
-                          </a:ln>
                         </pic:spPr>
                       </pic:pic>
                     </a:graphicData>
@@ -1463,14 +1454,67 @@
                 <w:szCs w:val="21"/>
                 <w:lang w:val="en-US" w:eastAsia="zh-CN"/>
               </w:rPr>
-              <w:t>图2- 用户上下文管理</w:t>
-            </w:r>
-            <w:r>
+              <w:t>图2-JMeter 聚合报告</w:t>
+            </w:r>
+          </w:p>
+          <w:p>
+            <w:pPr>
+              <w:bidi w:val="0"/>
+              <w:rPr>
+                <w:rFonts w:hint="default"/>
+                <w:lang w:val="en-US" w:eastAsia="zh-CN"/>
+              </w:rPr>
+            </w:pPr>
+            <w:r>
+              <w:rPr>
+                <w:rFonts w:hint="default"/>
+                <w:lang w:val="en-US" w:eastAsia="zh-CN"/>
+              </w:rPr>
+              <w:br w:type="textWrapping"/>
+            </w:r>
+          </w:p>
+          <w:p>
+            <w:pPr>
+              <w:rPr>
+                <w:rFonts w:hint="default"/>
+                <w:lang w:val="en-US" w:eastAsia="zh-CN"/>
+              </w:rPr>
+            </w:pPr>
+          </w:p>
+          <w:p>
+            <w:pPr>
+              <w:pStyle w:val="2"/>
+              <w:keepNext/>
+              <w:keepLines/>
+              <w:pageBreakBefore w:val="0"/>
+              <w:widowControl w:val="0"/>
+              <w:kinsoku/>
+              <w:wordWrap/>
+              <w:overflowPunct/>
+              <w:topLinePunct w:val="0"/>
+              <w:autoSpaceDE/>
+              <w:autoSpaceDN/>
+              <w:bidi w:val="0"/>
+              <w:adjustRightInd/>
+              <w:snapToGrid/>
+              <w:spacing w:before="0" w:after="0" w:line="300" w:lineRule="auto"/>
+              <w:jc w:val="center"/>
+              <w:textAlignment w:val="auto"/>
+              <w:rPr>
+                <w:rFonts w:hint="default"/>
+                <w:lang w:val="en-US" w:eastAsia="zh-CN"/>
+              </w:rPr>
+            </w:pPr>
+            <w:r>
+              <w:rPr>
+                <w:rFonts w:hint="default"/>
+                <w:lang w:val="en-US" w:eastAsia="zh-CN"/>
+              </w:rPr>
               <w:drawing>
                 <wp:inline distT="0" distB="0" distL="114300" distR="114300">
-                  <wp:extent cx="6114415" cy="3088640"/>
-                  <wp:effectExtent l="0" t="0" r="6985" b="10160"/>
-                  <wp:docPr id="8" name="图片 3"/>
+                  <wp:extent cx="6115050" cy="3850005"/>
+                  <wp:effectExtent l="0" t="0" r="0" b="7620"/>
+                  <wp:docPr id="4" name="图片 4" descr="d636dc011d3dc8788e5bee97ad92e150"/>
                   <wp:cNvGraphicFramePr>
                     <a:graphicFrameLocks xmlns:a="http://schemas.openxmlformats.org/drawingml/2006/main" noChangeAspect="1"/>
                   </wp:cNvGraphicFramePr>
@@ -1478,7 +1522,7 @@
                     <a:graphicData uri="http://schemas.openxmlformats.org/drawingml/2006/picture">
                       <pic:pic xmlns:pic="http://schemas.openxmlformats.org/drawingml/2006/picture">
                         <pic:nvPicPr>
-                          <pic:cNvPr id="8" name="图片 3"/>
+                          <pic:cNvPr id="4" name="图片 4" descr="d636dc011d3dc8788e5bee97ad92e150"/>
                           <pic:cNvPicPr>
                             <a:picLocks noChangeAspect="1"/>
                           </pic:cNvPicPr>
@@ -1492,15 +1536,11 @@
                         <pic:spPr>
                           <a:xfrm>
                             <a:off x="0" y="0"/>
-                            <a:ext cx="6114415" cy="3088640"/>
+                            <a:ext cx="6115050" cy="3850005"/>
                           </a:xfrm>
                           <a:prstGeom prst="rect">
                             <a:avLst/>
                           </a:prstGeom>
-                          <a:noFill/>
-                          <a:ln>
-                            <a:noFill/>
-                          </a:ln>
                         </pic:spPr>
                       </pic:pic>
                     </a:graphicData>
@@ -1508,38 +1548,138 @@
                 </wp:inline>
               </w:drawing>
             </w:r>
-          </w:p>
-          <w:p>
-            <w:pPr>
+            <w:r>
+              <w:rPr>
+                <w:rFonts w:hint="default"/>
+                <w:lang w:val="en-US" w:eastAsia="zh-CN"/>
+              </w:rPr>
+              <w:br w:type="textWrapping"/>
+            </w:r>
+            <w:r>
+              <w:rPr>
+                <w:rFonts w:hint="default"/>
+                <w:b w:val="0"/>
+                <w:bCs w:val="0"/>
+                <w:sz w:val="21"/>
+                <w:szCs w:val="21"/>
+                <w:lang w:val="en-US" w:eastAsia="zh-CN"/>
+              </w:rPr>
+              <w:t>图</w:t>
+            </w:r>
+            <w:r>
+              <w:rPr>
+                <w:rFonts w:hint="eastAsia"/>
+                <w:b w:val="0"/>
+                <w:bCs w:val="0"/>
+                <w:sz w:val="21"/>
+                <w:szCs w:val="21"/>
+                <w:lang w:val="en-US" w:eastAsia="zh-CN"/>
+              </w:rPr>
+              <w:t>3</w:t>
+            </w:r>
+            <w:r>
+              <w:rPr>
+                <w:rFonts w:hint="default"/>
+                <w:b w:val="0"/>
+                <w:bCs w:val="0"/>
+                <w:sz w:val="21"/>
+                <w:szCs w:val="21"/>
+                <w:lang w:val="en-US" w:eastAsia="zh-CN"/>
+              </w:rPr>
+              <w:t>-</w:t>
+            </w:r>
+            <w:r>
+              <w:rPr>
+                <w:rFonts w:hint="eastAsia"/>
+                <w:b w:val="0"/>
+                <w:bCs w:val="0"/>
+                <w:sz w:val="21"/>
+                <w:szCs w:val="21"/>
+                <w:lang w:val="en-US" w:eastAsia="zh-CN"/>
+              </w:rPr>
+              <w:t>登录测试</w:t>
+            </w:r>
+            <w:r>
+              <w:rPr>
+                <w:rFonts w:hint="default"/>
+                <w:b w:val="0"/>
+                <w:bCs w:val="0"/>
+                <w:sz w:val="21"/>
+                <w:szCs w:val="21"/>
+                <w:lang w:val="en-US" w:eastAsia="zh-CN"/>
+              </w:rPr>
+              <w:t>聚合报告</w:t>
+            </w:r>
+          </w:p>
+          <w:p>
+            <w:pPr>
+              <w:bidi w:val="0"/>
+              <w:rPr>
+                <w:rFonts w:hint="default"/>
+                <w:lang w:val="en-US" w:eastAsia="zh-CN"/>
+              </w:rPr>
+            </w:pPr>
+          </w:p>
+          <w:p>
+            <w:pPr>
+              <w:pStyle w:val="10"/>
+              <w:numPr>
+                <w:ilvl w:val="0"/>
+                <w:numId w:val="1"/>
+              </w:numPr>
               <w:spacing w:line="300" w:lineRule="auto"/>
-              <w:ind w:firstLine="3360" w:firstLineChars="1600"/>
+              <w:ind w:firstLineChars="0"/>
               <w:jc w:val="left"/>
               <w:rPr>
-                <w:rFonts w:hint="default"/>
-                <w:sz w:val="21"/>
-                <w:szCs w:val="21"/>
-                <w:lang w:val="en-US" w:eastAsia="zh-CN"/>
-              </w:rPr>
-            </w:pPr>
-            <w:r>
-              <w:rPr>
-                <w:rFonts w:hint="eastAsia"/>
-                <w:sz w:val="21"/>
-                <w:szCs w:val="21"/>
-                <w:lang w:val="en-US" w:eastAsia="zh-CN"/>
-              </w:rPr>
-              <w:t>图3-JWT认证过滤器</w:t>
-            </w:r>
+                <w:sz w:val="21"/>
+                <w:szCs w:val="21"/>
+              </w:rPr>
+            </w:pPr>
+            <w:r>
+              <w:rPr>
+                <w:rFonts w:hint="eastAsia"/>
+                <w:sz w:val="21"/>
+                <w:szCs w:val="21"/>
+              </w:rPr>
+              <w:t>今日问题总结</w:t>
+            </w:r>
+          </w:p>
+          <w:p>
+            <w:pPr>
+              <w:pStyle w:val="10"/>
+              <w:numPr>
+                <w:ilvl w:val="0"/>
+                <w:numId w:val="0"/>
+              </w:numPr>
+              <w:spacing w:line="300" w:lineRule="auto"/>
+              <w:ind w:leftChars="0"/>
+              <w:jc w:val="left"/>
+              <w:rPr>
+                <w:sz w:val="21"/>
+                <w:szCs w:val="21"/>
+              </w:rPr>
+            </w:pPr>
           </w:p>
           <w:p>
             <w:pPr>
               <w:spacing w:line="300" w:lineRule="auto"/>
               <w:jc w:val="left"/>
               <w:rPr>
-                <w:sz w:val="21"/>
-                <w:szCs w:val="21"/>
-              </w:rPr>
-            </w:pPr>
+                <w:rFonts w:hint="eastAsia"/>
+                <w:sz w:val="21"/>
+                <w:szCs w:val="21"/>
+                <w:lang w:val="en-US" w:eastAsia="zh-CN"/>
+              </w:rPr>
+            </w:pPr>
+            <w:r>
+              <w:rPr>
+                <w:rFonts w:hint="eastAsia"/>
+                <w:sz w:val="21"/>
+                <w:szCs w:val="21"/>
+                <w:lang w:val="en-US" w:eastAsia="zh-CN"/>
+              </w:rPr>
+              <w:t>经过几万次的 JMeter 注册并发压测，数据库 sys_user 等表中产生了大量无用的 Mock 脏数据，明天需要编写 SQL 脚本进行统一清理，并重置自增 ID。</w:t>
+            </w:r>
           </w:p>
           <w:p>
             <w:pPr>
@@ -1547,17 +1687,254 @@
               <w:jc w:val="left"/>
               <w:rPr>
                 <w:rFonts w:hint="eastAsia"/>
-                <w:sz w:val="18"/>
-                <w:szCs w:val="18"/>
-                <w:lang w:val="en-US" w:eastAsia="zh-CN"/>
-              </w:rPr>
-            </w:pPr>
-            <w:r>
+                <w:sz w:val="21"/>
+                <w:szCs w:val="21"/>
+                <w:lang w:val="en-US" w:eastAsia="zh-CN"/>
+              </w:rPr>
+            </w:pPr>
+            <w:r>
+              <w:rPr>
+                <w:rFonts w:hint="eastAsia"/>
+                <w:sz w:val="21"/>
+                <w:szCs w:val="21"/>
+                <w:lang w:val="en-US" w:eastAsia="zh-CN"/>
+              </w:rPr>
+              <w:t>当前注册接口的吞吐量稳定在 86 请求/秒，对于课程设计已经足够，但若要应对真实三甲医院的早高峰，后续版本可能需要引入 Redis 缓存或消息队列（如 RabbitMQ）来进行削峰填谷。</w:t>
+            </w:r>
+          </w:p>
+          <w:p>
+            <w:pPr>
+              <w:spacing w:line="300" w:lineRule="auto"/>
+              <w:jc w:val="left"/>
+              <w:rPr>
+                <w:rFonts w:hint="eastAsia"/>
+                <w:lang w:val="en-US" w:eastAsia="zh-CN"/>
+              </w:rPr>
+            </w:pPr>
+            <w:r>
+              <w:rPr>
+                <w:rFonts w:hint="eastAsia"/>
+                <w:lang w:val="en-US" w:eastAsia="zh-CN"/>
+              </w:rPr>
+              <w:t>目前的压测主要集中在后端接口，前端页面的白屏时间、首屏加载时间（FCP）等性能指标还需要借助 Chrome Lighthouse 工具进一步量化并补充到最终报告</w:t>
+            </w:r>
+            <w:r>
+              <w:rPr>
+                <w:rFonts w:hint="eastAsia"/>
+                <w:lang w:val="en-US" w:eastAsia="zh-CN"/>
+              </w:rPr>
+              <w:br w:type="textWrapping"/>
+            </w:r>
+            <w:r>
+              <w:rPr>
+                <w:rFonts w:hint="eastAsia"/>
+                <w:lang w:val="en-US" w:eastAsia="zh-CN"/>
+              </w:rPr>
+              <w:t>压测聚合报告显示有 0.18% 的异常率（Error %），经查看结果树日志发现，主要是在极高并发下瞬间生成的模拟手机号或用户名重复导致的数据库唯一索引（Unique Key）冲突，属于正常业务拦截逻辑，非系统崩溃。</w:t>
+            </w:r>
+            <w:r>
+              <w:rPr>
+                <w:rFonts w:hint="eastAsia"/>
+                <w:lang w:val="en-US" w:eastAsia="zh-CN"/>
+              </w:rPr>
+              <w:br w:type="textWrapping"/>
+            </w:r>
+            <w:r>
+              <w:rPr>
+                <w:rFonts w:hint="eastAsia"/>
+                <w:lang w:val="en-US" w:eastAsia="zh-CN"/>
+              </w:rPr>
+              <w:br w:type="textWrapping"/>
+            </w:r>
+          </w:p>
+          <w:p>
+            <w:pPr>
+              <w:pStyle w:val="10"/>
+              <w:numPr>
+                <w:ilvl w:val="0"/>
+                <w:numId w:val="1"/>
+              </w:numPr>
+              <w:spacing w:line="300" w:lineRule="auto"/>
+              <w:ind w:firstLineChars="0"/>
+              <w:jc w:val="left"/>
+              <w:rPr>
+                <w:sz w:val="21"/>
+                <w:szCs w:val="21"/>
+              </w:rPr>
+            </w:pPr>
+            <w:r>
+              <w:rPr>
+                <w:rFonts w:hint="eastAsia"/>
+                <w:sz w:val="21"/>
+                <w:szCs w:val="21"/>
+                <w:lang w:val="en-US" w:eastAsia="zh-CN"/>
+              </w:rPr>
+              <w:t>成员贡献热力图</w:t>
+            </w:r>
+          </w:p>
+          <w:p>
+            <w:pPr>
+              <w:pStyle w:val="10"/>
+              <w:numPr>
+                <w:ilvl w:val="0"/>
+                <w:numId w:val="0"/>
+              </w:numPr>
+              <w:spacing w:line="300" w:lineRule="auto"/>
+              <w:ind w:leftChars="0"/>
+              <w:jc w:val="left"/>
+              <w:rPr>
+                <w:rFonts w:hint="default" w:eastAsia="宋体"/>
+                <w:sz w:val="21"/>
+                <w:szCs w:val="21"/>
+                <w:lang w:val="en-US" w:eastAsia="zh-CN"/>
+              </w:rPr>
+            </w:pPr>
+            <w:r>
+              <w:rPr>
+                <w:sz w:val="21"/>
+                <w:szCs w:val="21"/>
+              </w:rPr>
+              <w:br w:type="textWrapping"/>
+            </w:r>
+            <w:r>
+              <w:rPr>
+                <w:rFonts w:hint="eastAsia"/>
+                <w:sz w:val="21"/>
+                <w:szCs w:val="21"/>
+                <w:lang w:val="en-US" w:eastAsia="zh-CN"/>
+              </w:rPr>
+              <w:t>Ariel:张翔硕</w:t>
+            </w:r>
+            <w:r>
+              <w:rPr>
+                <w:rFonts w:hint="eastAsia"/>
+                <w:sz w:val="21"/>
+                <w:szCs w:val="21"/>
+                <w:lang w:val="en-US" w:eastAsia="zh-CN"/>
+              </w:rPr>
+              <w:br w:type="textWrapping"/>
+            </w:r>
+            <w:r>
+              <w:rPr>
+                <w:rFonts w:hint="eastAsia"/>
+                <w:sz w:val="21"/>
+                <w:szCs w:val="21"/>
+                <w:lang w:val="en-US" w:eastAsia="zh-CN"/>
+              </w:rPr>
+              <w:t>qfeng1s：黄宇泽</w:t>
+            </w:r>
+            <w:r>
+              <w:rPr>
+                <w:rFonts w:hint="eastAsia"/>
+                <w:sz w:val="21"/>
+                <w:szCs w:val="21"/>
+                <w:lang w:val="en-US" w:eastAsia="zh-CN"/>
+              </w:rPr>
+              <w:br w:type="textWrapping"/>
+            </w:r>
+            <w:r>
+              <w:rPr>
+                <w:rFonts w:hint="eastAsia"/>
+                <w:sz w:val="21"/>
+                <w:szCs w:val="21"/>
+                <w:lang w:val="en-US" w:eastAsia="zh-CN"/>
+              </w:rPr>
+              <w:t>zhixjw：张宏磊</w:t>
+            </w:r>
+            <w:r>
+              <w:rPr>
+                <w:rFonts w:hint="eastAsia"/>
+                <w:sz w:val="21"/>
+                <w:szCs w:val="21"/>
+                <w:lang w:val="en-US" w:eastAsia="zh-CN"/>
+              </w:rPr>
+              <w:br w:type="textWrapping"/>
+            </w:r>
+            <w:r>
+              <w:rPr>
+                <w:rFonts w:hint="default"/>
+                <w:sz w:val="21"/>
+                <w:szCs w:val="21"/>
+                <w:lang w:val="en-US" w:eastAsia="zh-CN"/>
+              </w:rPr>
+              <w:t>”</w:t>
+            </w:r>
+            <w:r>
+              <w:rPr>
+                <w:rFonts w:hint="eastAsia"/>
+                <w:sz w:val="21"/>
+                <w:szCs w:val="21"/>
+                <w:lang w:val="en-US" w:eastAsia="zh-CN"/>
+              </w:rPr>
+              <w:t>qinyue5</w:t>
+            </w:r>
+            <w:r>
+              <w:rPr>
+                <w:rFonts w:hint="default"/>
+                <w:sz w:val="21"/>
+                <w:szCs w:val="21"/>
+                <w:lang w:val="en-US" w:eastAsia="zh-CN"/>
+              </w:rPr>
+              <w:t>”</w:t>
+            </w:r>
+            <w:r>
+              <w:rPr>
+                <w:rFonts w:hint="eastAsia"/>
+                <w:sz w:val="21"/>
+                <w:szCs w:val="21"/>
+                <w:lang w:val="en-US" w:eastAsia="zh-CN"/>
+              </w:rPr>
+              <w:t>:孙嘉跃</w:t>
+            </w:r>
+            <w:r>
+              <w:rPr>
+                <w:rFonts w:hint="eastAsia"/>
+                <w:sz w:val="21"/>
+                <w:szCs w:val="21"/>
+                <w:lang w:val="en-US" w:eastAsia="zh-CN"/>
+              </w:rPr>
+              <w:br w:type="textWrapping"/>
+            </w:r>
+            <w:r>
+              <w:rPr>
+                <w:rFonts w:hint="eastAsia"/>
+                <w:sz w:val="21"/>
+                <w:szCs w:val="21"/>
+                <w:lang w:val="en-US" w:eastAsia="zh-CN"/>
+              </w:rPr>
+              <w:t>邱季翔：邱季翔</w:t>
+            </w:r>
+            <w:r>
+              <w:rPr>
+                <w:rFonts w:hint="eastAsia"/>
+                <w:sz w:val="21"/>
+                <w:szCs w:val="21"/>
+                <w:lang w:val="en-US" w:eastAsia="zh-CN"/>
+              </w:rPr>
+              <w:br w:type="textWrapping"/>
+            </w:r>
+            <w:bookmarkStart w:id="0" w:name="_GoBack"/>
+            <w:bookmarkEnd w:id="0"/>
+          </w:p>
+          <w:p>
+            <w:pPr>
+              <w:pStyle w:val="2"/>
+              <w:rPr>
+                <w:rFonts w:hint="default"/>
+                <w:lang w:val="en-US" w:eastAsia="zh-CN"/>
+              </w:rPr>
+            </w:pPr>
+            <w:r>
+              <w:rPr>
+                <w:rFonts w:ascii="宋体" w:hAnsi="宋体" w:eastAsia="宋体" w:cs="宋体"/>
+                <w:sz w:val="24"/>
+                <w:szCs w:val="24"/>
+              </w:rPr>
               <w:drawing>
                 <wp:inline distT="0" distB="0" distL="114300" distR="114300">
-                  <wp:extent cx="6115050" cy="3590290"/>
-                  <wp:effectExtent l="0" t="0" r="6350" b="3810"/>
-                  <wp:docPr id="9" name="图片 4"/>
+                  <wp:extent cx="5466715" cy="2430780"/>
+                  <wp:effectExtent l="0" t="0" r="635" b="7620"/>
+                  <wp:docPr id="5" name="图片 1" descr="IMG_256"/>
                   <wp:cNvGraphicFramePr>
                     <a:graphicFrameLocks xmlns:a="http://schemas.openxmlformats.org/drawingml/2006/main" noChangeAspect="1"/>
                   </wp:cNvGraphicFramePr>
@@ -1565,7 +1942,7 @@
                     <a:graphicData uri="http://schemas.openxmlformats.org/drawingml/2006/picture">
                       <pic:pic xmlns:pic="http://schemas.openxmlformats.org/drawingml/2006/picture">
                         <pic:nvPicPr>
-                          <pic:cNvPr id="9" name="图片 4"/>
+                          <pic:cNvPr id="5" name="图片 1" descr="IMG_256"/>
                           <pic:cNvPicPr>
                             <a:picLocks noChangeAspect="1"/>
                           </pic:cNvPicPr>
@@ -1579,352 +1956,7 @@
                         <pic:spPr>
                           <a:xfrm>
                             <a:off x="0" y="0"/>
-                            <a:ext cx="6115050" cy="3590290"/>
-                          </a:xfrm>
-                          <a:prstGeom prst="rect">
-                            <a:avLst/>
-                          </a:prstGeom>
-                          <a:noFill/>
-                          <a:ln>
-                            <a:noFill/>
-                          </a:ln>
-                        </pic:spPr>
-                      </pic:pic>
-                    </a:graphicData>
-                  </a:graphic>
-                </wp:inline>
-              </w:drawing>
-            </w:r>
-          </w:p>
-          <w:p>
-            <w:pPr>
-              <w:spacing w:line="300" w:lineRule="auto"/>
-              <w:ind w:firstLine="3360" w:firstLineChars="1600"/>
-              <w:jc w:val="left"/>
-              <w:rPr>
-                <w:rFonts w:hint="eastAsia"/>
-                <w:sz w:val="21"/>
-                <w:szCs w:val="21"/>
-                <w:lang w:val="en-US" w:eastAsia="zh-CN"/>
-              </w:rPr>
-            </w:pPr>
-            <w:r>
-              <w:rPr>
-                <w:rFonts w:hint="eastAsia"/>
-                <w:sz w:val="21"/>
-                <w:szCs w:val="21"/>
-                <w:lang w:val="en-US" w:eastAsia="zh-CN"/>
-              </w:rPr>
-              <w:t>图4-基于角色的动态权限拦截</w:t>
-            </w:r>
-          </w:p>
-          <w:p>
-            <w:pPr>
-              <w:bidi w:val="0"/>
-              <w:rPr>
-                <w:rFonts w:hint="eastAsia"/>
-                <w:lang w:val="en-US" w:eastAsia="zh-CN"/>
-              </w:rPr>
-            </w:pPr>
-          </w:p>
-          <w:p>
-            <w:pPr>
-              <w:bidi w:val="0"/>
-              <w:rPr>
-                <w:rFonts w:hint="eastAsia"/>
-                <w:lang w:val="en-US" w:eastAsia="zh-CN"/>
-              </w:rPr>
-            </w:pPr>
-          </w:p>
-          <w:p>
-            <w:pPr>
-              <w:bidi w:val="0"/>
-              <w:rPr>
-                <w:rFonts w:hint="default"/>
-                <w:lang w:val="en-US" w:eastAsia="zh-CN"/>
-              </w:rPr>
-            </w:pPr>
-          </w:p>
-          <w:p>
-            <w:pPr>
-              <w:pStyle w:val="10"/>
-              <w:numPr>
-                <w:ilvl w:val="0"/>
-                <w:numId w:val="1"/>
-              </w:numPr>
-              <w:spacing w:line="300" w:lineRule="auto"/>
-              <w:ind w:firstLineChars="0"/>
-              <w:jc w:val="left"/>
-              <w:rPr>
-                <w:sz w:val="21"/>
-                <w:szCs w:val="21"/>
-              </w:rPr>
-            </w:pPr>
-            <w:r>
-              <w:rPr>
-                <w:rFonts w:hint="eastAsia"/>
-                <w:sz w:val="21"/>
-                <w:szCs w:val="21"/>
-              </w:rPr>
-              <w:t>今日问题总结</w:t>
-            </w:r>
-          </w:p>
-          <w:p>
-            <w:pPr>
-              <w:spacing w:line="300" w:lineRule="auto"/>
-              <w:jc w:val="left"/>
-              <w:rPr>
-                <w:rFonts w:hint="eastAsia" w:ascii="Times New Roman" w:hAnsi="Times New Roman" w:eastAsia="宋体" w:cs="Times New Roman"/>
-                <w:kern w:val="2"/>
-                <w:sz w:val="21"/>
-                <w:szCs w:val="21"/>
-                <w:lang w:val="en-US" w:eastAsia="zh-CN" w:bidi="ar-SA"/>
-                <w14:ligatures w14:val="standardContextual"/>
-              </w:rPr>
-            </w:pPr>
-          </w:p>
-          <w:p>
-            <w:pPr>
-              <w:spacing w:line="300" w:lineRule="auto"/>
-              <w:jc w:val="left"/>
-              <w:rPr>
-                <w:rFonts w:hint="eastAsia" w:ascii="Times New Roman" w:hAnsi="Times New Roman" w:eastAsia="宋体" w:cs="Times New Roman"/>
-                <w:kern w:val="2"/>
-                <w:sz w:val="21"/>
-                <w:szCs w:val="21"/>
-                <w:lang w:val="en-US" w:eastAsia="zh-CN" w:bidi="ar-SA"/>
-                <w14:ligatures w14:val="standardContextual"/>
-              </w:rPr>
-            </w:pPr>
-            <w:r>
-              <w:rPr>
-                <w:rFonts w:hint="eastAsia" w:ascii="Times New Roman" w:hAnsi="Times New Roman" w:eastAsia="宋体" w:cs="Times New Roman"/>
-                <w:kern w:val="2"/>
-                <w:sz w:val="21"/>
-                <w:szCs w:val="21"/>
-                <w:lang w:val="en-US" w:eastAsia="zh-CN" w:bidi="ar-SA"/>
-                <w14:ligatures w14:val="standardContextual"/>
-              </w:rPr>
-              <w:t>今日在云医院HIS系统安全认证与权限控制模块的开发过程中，整体进度符合预期，但也暴露出几个需要关注的技术细节与潜在风险。首先，在实现用户上下文管理（SecurityUserHolder）时，发现若未在请求处理完毕的 finally 块中严格执行 ThreadLocal.clear()，在线程池复用场景下极易引发内存泄漏及用户信息错乱问题。目前已在过滤器中完善清理机制，后续需加强代码审查。其次，在JWT令牌解析环节，针对过期令牌和格式异常抛出的底层异常，初步测试时未能被全局异常处理器精准捕获，导致部分接口返回了500错误而非标准的401未授权状态。经过排查，已在过滤器内部增加了针对性的异常捕获与降级处理逻辑，确保认证失败时能返回规范的业务响应。最后，基于角色的动态权限拦截（RBAC）目前仅实现了角色维度的校验，对于更细粒度的接口级权限控制尚显不足。明日计划引入数据权限过滤机制，并补充相关模块的单元测试，以提升系统整体的安全性与健壮性。</w:t>
-            </w:r>
-          </w:p>
-          <w:p>
-            <w:pPr>
-              <w:pStyle w:val="2"/>
-              <w:rPr>
-                <w:rFonts w:hint="eastAsia"/>
-                <w:lang w:val="en-US" w:eastAsia="zh-CN"/>
-              </w:rPr>
-            </w:pPr>
-          </w:p>
-          <w:p>
-            <w:pPr>
-              <w:pStyle w:val="10"/>
-              <w:numPr>
-                <w:ilvl w:val="0"/>
-                <w:numId w:val="1"/>
-              </w:numPr>
-              <w:spacing w:line="300" w:lineRule="auto"/>
-              <w:ind w:firstLineChars="0"/>
-              <w:jc w:val="left"/>
-              <w:rPr>
-                <w:sz w:val="21"/>
-                <w:szCs w:val="21"/>
-              </w:rPr>
-            </w:pPr>
-            <w:r>
-              <w:rPr>
-                <w:rFonts w:hint="eastAsia"/>
-                <w:sz w:val="21"/>
-                <w:szCs w:val="21"/>
-                <w:lang w:val="en-US" w:eastAsia="zh-CN"/>
-              </w:rPr>
-              <w:t>成员贡献热力图</w:t>
-            </w:r>
-          </w:p>
-          <w:p>
-            <w:pPr>
-              <w:pStyle w:val="10"/>
-              <w:numPr>
-                <w:ilvl w:val="0"/>
-                <w:numId w:val="0"/>
-              </w:numPr>
-              <w:spacing w:line="300" w:lineRule="auto"/>
-              <w:ind w:leftChars="0"/>
-              <w:jc w:val="left"/>
-              <w:rPr>
-                <w:rFonts w:hint="default" w:eastAsia="宋体"/>
-                <w:sz w:val="21"/>
-                <w:szCs w:val="21"/>
-                <w:lang w:val="en-US" w:eastAsia="zh-CN"/>
-              </w:rPr>
-            </w:pPr>
-            <w:r>
-              <w:rPr>
-                <w:sz w:val="21"/>
-                <w:szCs w:val="21"/>
-              </w:rPr>
-              <w:br w:type="textWrapping"/>
-            </w:r>
-            <w:r>
-              <w:rPr>
-                <w:rFonts w:hint="eastAsia"/>
-                <w:sz w:val="21"/>
-                <w:szCs w:val="21"/>
-                <w:lang w:val="en-US" w:eastAsia="zh-CN"/>
-              </w:rPr>
-              <w:t>Ariel:张翔硕</w:t>
-            </w:r>
-            <w:r>
-              <w:rPr>
-                <w:rFonts w:hint="eastAsia"/>
-                <w:sz w:val="21"/>
-                <w:szCs w:val="21"/>
-                <w:lang w:val="en-US" w:eastAsia="zh-CN"/>
-              </w:rPr>
-              <w:br w:type="textWrapping"/>
-            </w:r>
-            <w:r>
-              <w:rPr>
-                <w:rFonts w:hint="eastAsia"/>
-                <w:sz w:val="21"/>
-                <w:szCs w:val="21"/>
-                <w:lang w:val="en-US" w:eastAsia="zh-CN"/>
-              </w:rPr>
-              <w:t>qfeng1s：黄宇泽</w:t>
-            </w:r>
-            <w:r>
-              <w:rPr>
-                <w:rFonts w:hint="eastAsia"/>
-                <w:sz w:val="21"/>
-                <w:szCs w:val="21"/>
-                <w:lang w:val="en-US" w:eastAsia="zh-CN"/>
-              </w:rPr>
-              <w:br w:type="textWrapping"/>
-            </w:r>
-            <w:r>
-              <w:rPr>
-                <w:rFonts w:hint="eastAsia"/>
-                <w:sz w:val="21"/>
-                <w:szCs w:val="21"/>
-                <w:lang w:val="en-US" w:eastAsia="zh-CN"/>
-              </w:rPr>
-              <w:t>zhixjw：张宏磊</w:t>
-            </w:r>
-            <w:r>
-              <w:rPr>
-                <w:rFonts w:hint="eastAsia"/>
-                <w:sz w:val="21"/>
-                <w:szCs w:val="21"/>
-                <w:lang w:val="en-US" w:eastAsia="zh-CN"/>
-              </w:rPr>
-              <w:br w:type="textWrapping"/>
-            </w:r>
-            <w:r>
-              <w:rPr>
-                <w:rFonts w:hint="default"/>
-                <w:sz w:val="21"/>
-                <w:szCs w:val="21"/>
-                <w:lang w:val="en-US" w:eastAsia="zh-CN"/>
-              </w:rPr>
-              <w:t>”</w:t>
-            </w:r>
-            <w:r>
-              <w:rPr>
-                <w:rFonts w:hint="eastAsia"/>
-                <w:sz w:val="21"/>
-                <w:szCs w:val="21"/>
-                <w:lang w:val="en-US" w:eastAsia="zh-CN"/>
-              </w:rPr>
-              <w:t>qinyue5</w:t>
-            </w:r>
-            <w:r>
-              <w:rPr>
-                <w:rFonts w:hint="default"/>
-                <w:sz w:val="21"/>
-                <w:szCs w:val="21"/>
-                <w:lang w:val="en-US" w:eastAsia="zh-CN"/>
-              </w:rPr>
-              <w:t>”</w:t>
-            </w:r>
-            <w:r>
-              <w:rPr>
-                <w:rFonts w:hint="eastAsia"/>
-                <w:sz w:val="21"/>
-                <w:szCs w:val="21"/>
-                <w:lang w:val="en-US" w:eastAsia="zh-CN"/>
-              </w:rPr>
-              <w:t>:孙嘉跃</w:t>
-            </w:r>
-            <w:r>
-              <w:rPr>
-                <w:rFonts w:hint="eastAsia"/>
-                <w:sz w:val="21"/>
-                <w:szCs w:val="21"/>
-                <w:lang w:val="en-US" w:eastAsia="zh-CN"/>
-              </w:rPr>
-              <w:br w:type="textWrapping"/>
-            </w:r>
-            <w:r>
-              <w:rPr>
-                <w:rFonts w:hint="eastAsia"/>
-                <w:sz w:val="21"/>
-                <w:szCs w:val="21"/>
-                <w:lang w:val="en-US" w:eastAsia="zh-CN"/>
-              </w:rPr>
-              <w:t>邱季翔：邱季翔</w:t>
-            </w:r>
-            <w:r>
-              <w:rPr>
-                <w:rFonts w:hint="eastAsia"/>
-                <w:sz w:val="21"/>
-                <w:szCs w:val="21"/>
-                <w:lang w:val="en-US" w:eastAsia="zh-CN"/>
-              </w:rPr>
-              <w:br w:type="textWrapping"/>
-            </w:r>
-          </w:p>
-          <w:p>
-            <w:pPr>
-              <w:pStyle w:val="2"/>
-              <w:rPr>
-                <w:rFonts w:hint="default"/>
-                <w:lang w:val="en-US" w:eastAsia="zh-CN"/>
-              </w:rPr>
-            </w:pPr>
-            <w:r>
-              <w:rPr>
-                <w:rFonts w:ascii="宋体" w:hAnsi="宋体" w:eastAsia="宋体" w:cs="宋体"/>
-                <w:sz w:val="24"/>
-                <w:szCs w:val="24"/>
-              </w:rPr>
-              <w:drawing>
-                <wp:inline distT="0" distB="0" distL="114300" distR="114300">
-                  <wp:extent cx="5873750" cy="2611755"/>
-                  <wp:effectExtent l="0" t="0" r="3175" b="7620"/>
-                  <wp:docPr id="5" name="图片 5" descr="IMG_256"/>
-                  <wp:cNvGraphicFramePr>
-                    <a:graphicFrameLocks xmlns:a="http://schemas.openxmlformats.org/drawingml/2006/main" noChangeAspect="1"/>
-                  </wp:cNvGraphicFramePr>
-                  <a:graphic xmlns:a="http://schemas.openxmlformats.org/drawingml/2006/main">
-                    <a:graphicData uri="http://schemas.openxmlformats.org/drawingml/2006/picture">
-                      <pic:pic xmlns:pic="http://schemas.openxmlformats.org/drawingml/2006/picture">
-                        <pic:nvPicPr>
-                          <pic:cNvPr id="5" name="图片 5" descr="IMG_256"/>
-                          <pic:cNvPicPr>
-                            <a:picLocks noChangeAspect="1"/>
-                          </pic:cNvPicPr>
-                        </pic:nvPicPr>
-                        <pic:blipFill>
-                          <a:blip r:embed="rId8"/>
-                          <a:stretch>
-                            <a:fillRect/>
-                          </a:stretch>
-                        </pic:blipFill>
-                        <pic:spPr>
-                          <a:xfrm>
-                            <a:off x="0" y="0"/>
-                            <a:ext cx="5873750" cy="2611755"/>
+                            <a:ext cx="5466715" cy="2430780"/>
                           </a:xfrm>
                           <a:prstGeom prst="rect">
                             <a:avLst/>
@@ -2155,7 +2187,7 @@
     <w:lsdException w:uiPriority="99" w:name="Normal Indent"/>
     <w:lsdException w:uiPriority="99" w:name="footnote text"/>
     <w:lsdException w:uiPriority="99" w:name="annotation text"/>
-    <w:lsdException w:uiPriority="99" w:semiHidden="0" w:name="header"/>
+    <w:lsdException w:qFormat="1" w:uiPriority="99" w:semiHidden="0" w:name="header"/>
     <w:lsdException w:qFormat="1" w:uiPriority="99" w:semiHidden="0" w:name="footer"/>
     <w:lsdException w:uiPriority="99" w:name="index heading"/>
     <w:lsdException w:qFormat="1" w:uiPriority="35" w:name="caption"/>
@@ -2220,7 +2252,7 @@
     <w:lsdException w:uiPriority="99" w:name="HTML Acronym"/>
     <w:lsdException w:uiPriority="99" w:name="HTML Address"/>
     <w:lsdException w:uiPriority="99" w:name="HTML Cite"/>
-    <w:lsdException w:uiPriority="99" w:name="HTML Code"/>
+    <w:lsdException w:qFormat="1" w:uiPriority="99" w:name="HTML Code"/>
     <w:lsdException w:uiPriority="99" w:name="HTML Definition"/>
     <w:lsdException w:uiPriority="99" w:name="HTML Keyboard"/>
     <w:lsdException w:uiPriority="99" w:name="HTML Preformatted"/>
@@ -2413,36 +2445,14 @@
       <w:szCs w:val="44"/>
     </w:rPr>
   </w:style>
-  <w:style w:type="paragraph" w:styleId="3">
-    <w:name w:val="heading 4"/>
-    <w:basedOn w:val="1"/>
-    <w:next w:val="1"/>
-    <w:semiHidden/>
-    <w:unhideWhenUsed/>
-    <w:qFormat/>
-    <w:uiPriority w:val="9"/>
-    <w:pPr>
-      <w:spacing w:before="0" w:beforeAutospacing="1" w:after="0" w:afterAutospacing="1"/>
-      <w:jc w:val="left"/>
-    </w:pPr>
-    <w:rPr>
-      <w:rFonts w:hint="eastAsia" w:ascii="宋体" w:hAnsi="宋体" w:eastAsia="宋体" w:cs="宋体"/>
-      <w:b/>
-      <w:bCs/>
-      <w:kern w:val="0"/>
-      <w:sz w:val="24"/>
-      <w:szCs w:val="24"/>
-      <w:lang w:val="en-US" w:eastAsia="zh-CN" w:bidi="ar"/>
-    </w:rPr>
-  </w:style>
-  <w:style w:type="character" w:default="1" w:styleId="8">
+  <w:style w:type="character" w:default="1" w:styleId="7">
     <w:name w:val="Default Paragraph Font"/>
     <w:semiHidden/>
     <w:unhideWhenUsed/>
     <w:qFormat/>
     <w:uiPriority w:val="1"/>
   </w:style>
-  <w:style w:type="table" w:default="1" w:styleId="6">
+  <w:style w:type="table" w:default="1" w:styleId="5">
     <w:name w:val="Normal Table"/>
     <w:semiHidden/>
     <w:unhideWhenUsed/>
@@ -2457,7 +2467,7 @@
       </w:tblCellMar>
     </w:tblPr>
   </w:style>
-  <w:style w:type="paragraph" w:styleId="4">
+  <w:style w:type="paragraph" w:styleId="3">
     <w:name w:val="footer"/>
     <w:basedOn w:val="1"/>
     <w:link w:val="12"/>
@@ -2477,11 +2487,12 @@
       <w:szCs w:val="18"/>
     </w:rPr>
   </w:style>
-  <w:style w:type="paragraph" w:styleId="5">
+  <w:style w:type="paragraph" w:styleId="4">
     <w:name w:val="header"/>
     <w:basedOn w:val="1"/>
     <w:link w:val="11"/>
     <w:unhideWhenUsed/>
+    <w:qFormat/>
     <w:uiPriority w:val="99"/>
     <w:pPr>
       <w:tabs>
@@ -2496,9 +2507,9 @@
       <w:szCs w:val="18"/>
     </w:rPr>
   </w:style>
-  <w:style w:type="table" w:styleId="7">
+  <w:style w:type="table" w:styleId="6">
     <w:name w:val="Table Grid"/>
-    <w:basedOn w:val="6"/>
+    <w:basedOn w:val="5"/>
     <w:qFormat/>
     <w:uiPriority w:val="39"/>
     <w:tblPr>
@@ -2512,9 +2523,21 @@
       </w:tblBorders>
     </w:tblPr>
   </w:style>
+  <w:style w:type="character" w:styleId="8">
+    <w:name w:val="HTML Code"/>
+    <w:basedOn w:val="7"/>
+    <w:semiHidden/>
+    <w:unhideWhenUsed/>
+    <w:qFormat/>
+    <w:uiPriority w:val="99"/>
+    <w:rPr>
+      <w:rFonts w:ascii="Courier New" w:hAnsi="Courier New"/>
+      <w:sz w:val="20"/>
+    </w:rPr>
+  </w:style>
   <w:style w:type="character" w:customStyle="1" w:styleId="9">
     <w:name w:val="标题 1 字符"/>
-    <w:basedOn w:val="8"/>
+    <w:basedOn w:val="7"/>
     <w:link w:val="2"/>
     <w:qFormat/>
     <w:uiPriority w:val="9"/>
@@ -2538,8 +2561,8 @@
   </w:style>
   <w:style w:type="character" w:customStyle="1" w:styleId="11">
     <w:name w:val="页眉 字符"/>
-    <w:basedOn w:val="8"/>
-    <w:link w:val="5"/>
+    <w:basedOn w:val="7"/>
+    <w:link w:val="4"/>
     <w:qFormat/>
     <w:uiPriority w:val="99"/>
     <w:rPr>
@@ -2550,8 +2573,8 @@
   </w:style>
   <w:style w:type="character" w:customStyle="1" w:styleId="12">
     <w:name w:val="页脚 字符"/>
-    <w:basedOn w:val="8"/>
-    <w:link w:val="4"/>
+    <w:basedOn w:val="7"/>
+    <w:link w:val="3"/>
     <w:qFormat/>
     <w:uiPriority w:val="99"/>
     <w:rPr>
